--- a/docassemble/MAInformalAppelleeBrief/data/templates/exhibit_attachment.cover_page.docx
+++ b/docassemble/MAInformalAppelleeBrief/data/templates/exhibit_attachment.cover_page.docx
@@ -169,14 +169,7 @@
           <w:rFonts w:eastAsia="Courier New" w:cs="Courier New"/>
           <w:b/>
         </w:rPr>
-        <w:t>[0] }}</w:t>
-      </w:r>
-      <w:r>
-        <w:rPr>
-          <w:rFonts w:eastAsia="Courier New" w:cs="Courier New"/>
-          <w:b/>
-        </w:rPr>
-        <w:t xml:space="preserve"> ,Appellant</w:t>
+        <w:t>[0] }} ,Appellant</w:t>
       </w:r>
     </w:p>
     <w:p>
@@ -319,20 +312,7 @@
           <w:b/>
         </w:rPr>
         <w:tab/>
-      </w:r>
-      <w:r>
-        <w:rPr>
-          <w:rFonts w:eastAsia="Courier New" w:cs="Courier New"/>
-          <w:b/>
-        </w:rPr>
-        <w:t>{{ users[0] }}</w:t>
-      </w:r>
-      <w:r>
-        <w:rPr>
-          <w:rFonts w:eastAsia="Courier New" w:cs="Courier New"/>
-          <w:b/>
-        </w:rPr>
-        <w:t xml:space="preserve"> ,Appellee</w:t>
+        <w:t>{{ users[0] }} ,Appellee</w:t>
       </w:r>
     </w:p>
     <w:p>
@@ -755,21 +735,7 @@
         <w:rPr>
           <w:rFonts w:eastAsia="Courier New" w:cs="Courier New"/>
         </w:rPr>
-        <w:t xml:space="preserve"> </w:t>
-      </w:r>
-      <w:proofErr w:type="gramStart"/>
-      <w:r>
-        <w:rPr>
-          <w:rFonts w:eastAsia="Courier New" w:cs="Courier New"/>
-        </w:rPr>
-        <w:t>{{ users</w:t>
-      </w:r>
-      <w:proofErr w:type="gramEnd"/>
-      <w:r>
-        <w:rPr>
-          <w:rFonts w:eastAsia="Courier New" w:cs="Courier New"/>
-        </w:rPr>
-        <w:t>[0].</w:t>
+        <w:t xml:space="preserve"> {{ users[0].</w:t>
       </w:r>
       <w:proofErr w:type="spellStart"/>
       <w:r>
@@ -782,9 +748,21 @@
         <w:rPr>
           <w:rFonts w:eastAsia="Courier New" w:cs="Courier New"/>
         </w:rPr>
+        <w:t>on_</w:t>
+      </w:r>
+      <w:r>
+        <w:rPr>
+          <w:rFonts w:eastAsia="Courier New" w:cs="Courier New"/>
+        </w:rPr>
         <w:t>one_line</w:t>
       </w:r>
       <w:proofErr w:type="spellEnd"/>
+      <w:r>
+        <w:rPr>
+          <w:rFonts w:eastAsia="Courier New" w:cs="Courier New"/>
+        </w:rPr>
+        <w:t>()</w:t>
+      </w:r>
       <w:r>
         <w:rPr>
           <w:rFonts w:eastAsia="Courier New" w:cs="Courier New"/>
@@ -2164,6 +2142,21 @@
 </file>
 
 <file path=customXml/item1.xml><?xml version="1.0" encoding="utf-8"?>
+<?mso-contentType ?>
+<FormTemplates xmlns="http://schemas.microsoft.com/sharepoint/v3/contenttype/forms">
+  <Display>DocumentLibraryForm</Display>
+  <Edit>DocumentLibraryForm</Edit>
+  <New>DocumentLibraryForm</New>
+</FormTemplates>
+</file>
+
+<file path=customXml/item2.xml><?xml version="1.0" encoding="utf-8"?>
+<p:properties xmlns:p="http://schemas.microsoft.com/office/2006/metadata/properties" xmlns:xsi="http://www.w3.org/2001/XMLSchema-instance" xmlns:pc="http://schemas.microsoft.com/office/infopath/2007/PartnerControls">
+  <documentManagement/>
+</p:properties>
+</file>
+
+<file path=customXml/item3.xml><?xml version="1.0" encoding="utf-8"?>
 <ct:contentTypeSchema xmlns:ct="http://schemas.microsoft.com/office/2006/metadata/contentType" xmlns:ma="http://schemas.microsoft.com/office/2006/metadata/properties/metaAttributes" ct:_="" ma:_="" ma:contentTypeName="Document" ma:contentTypeID="0x010100F541DD7D327B7F4E8D2EC665EEA7320D" ma:contentTypeVersion="4" ma:contentTypeDescription="Create a new document." ma:contentTypeScope="" ma:versionID="c299210c774dd12a84afd14716de3fbc">
   <xsd:schema xmlns:xsd="http://www.w3.org/2001/XMLSchema" xmlns:xs="http://www.w3.org/2001/XMLSchema" xmlns:p="http://schemas.microsoft.com/office/2006/metadata/properties" xmlns:ns2="a2f6636e-2933-45f9-9012-de6162fdddc0" targetNamespace="http://schemas.microsoft.com/office/2006/metadata/properties" ma:root="true" ma:fieldsID="6bf7ad6ddbf60d9b41ffaccfdc80e652" ns2:_="">
     <xsd:import namespace="a2f6636e-2933-45f9-9012-de6162fdddc0"/>
@@ -2307,22 +2300,24 @@
 </ct:contentTypeSchema>
 </file>
 
-<file path=customXml/item2.xml><?xml version="1.0" encoding="utf-8"?>
-<p:properties xmlns:p="http://schemas.microsoft.com/office/2006/metadata/properties" xmlns:xsi="http://www.w3.org/2001/XMLSchema-instance" xmlns:pc="http://schemas.microsoft.com/office/infopath/2007/PartnerControls">
-  <documentManagement/>
-</p:properties>
+<file path=customXml/itemProps1.xml><?xml version="1.0" encoding="utf-8"?>
+<ds:datastoreItem xmlns:ds="http://schemas.openxmlformats.org/officeDocument/2006/customXml" ds:itemID="{A5E04D7B-76FD-4B48-9434-C3BB652ED611}">
+  <ds:schemaRefs>
+    <ds:schemaRef ds:uri="http://schemas.microsoft.com/sharepoint/v3/contenttype/forms"/>
+  </ds:schemaRefs>
+</ds:datastoreItem>
 </file>
 
-<file path=customXml/item3.xml><?xml version="1.0" encoding="utf-8"?>
-<?mso-contentType ?>
-<FormTemplates xmlns="http://schemas.microsoft.com/sharepoint/v3/contenttype/forms">
-  <Display>DocumentLibraryForm</Display>
-  <Edit>DocumentLibraryForm</Edit>
-  <New>DocumentLibraryForm</New>
-</FormTemplates>
+<file path=customXml/itemProps2.xml><?xml version="1.0" encoding="utf-8"?>
+<ds:datastoreItem xmlns:ds="http://schemas.openxmlformats.org/officeDocument/2006/customXml" ds:itemID="{8E83E217-E0B0-4711-9A07-61F9971E1381}">
+  <ds:schemaRefs>
+    <ds:schemaRef ds:uri="http://schemas.microsoft.com/office/2006/metadata/properties"/>
+    <ds:schemaRef ds:uri="http://schemas.microsoft.com/office/infopath/2007/PartnerControls"/>
+  </ds:schemaRefs>
+</ds:datastoreItem>
 </file>
 
-<file path=customXml/itemProps1.xml><?xml version="1.0" encoding="utf-8"?>
+<file path=customXml/itemProps3.xml><?xml version="1.0" encoding="utf-8"?>
 <ds:datastoreItem xmlns:ds="http://schemas.openxmlformats.org/officeDocument/2006/customXml" ds:itemID="{B50474A2-E310-4978-A87E-5804FA105A00}">
   <ds:schemaRefs>
     <ds:schemaRef ds:uri="http://schemas.microsoft.com/office/2006/metadata/contentType"/>
@@ -2338,21 +2333,4 @@
     <ds:schemaRef ds:uri="http://schemas.microsoft.com/internal/obd"/>
   </ds:schemaRefs>
 </ds:datastoreItem>
-</file>
-
-<file path=customXml/itemProps2.xml><?xml version="1.0" encoding="utf-8"?>
-<ds:datastoreItem xmlns:ds="http://schemas.openxmlformats.org/officeDocument/2006/customXml" ds:itemID="{8E83E217-E0B0-4711-9A07-61F9971E1381}">
-  <ds:schemaRefs>
-    <ds:schemaRef ds:uri="http://schemas.microsoft.com/office/2006/metadata/properties"/>
-    <ds:schemaRef ds:uri="http://schemas.microsoft.com/office/infopath/2007/PartnerControls"/>
-  </ds:schemaRefs>
-</ds:datastoreItem>
-</file>
-
-<file path=customXml/itemProps3.xml><?xml version="1.0" encoding="utf-8"?>
-<ds:datastoreItem xmlns:ds="http://schemas.openxmlformats.org/officeDocument/2006/customXml" ds:itemID="{A5E04D7B-76FD-4B48-9434-C3BB652ED611}">
-  <ds:schemaRefs>
-    <ds:schemaRef ds:uri="http://schemas.microsoft.com/sharepoint/v3/contenttype/forms"/>
-  </ds:schemaRefs>
-</ds:datastoreItem>
 </file>
--- a/docassemble/MAInformalAppelleeBrief/data/templates/exhibit_attachment.cover_page.docx
+++ b/docassemble/MAInformalAppelleeBrief/data/templates/exhibit_attachment.cover_page.docx
@@ -163,13 +163,31 @@
         </w:rPr>
         <w:t>_parties</w:t>
       </w:r>
+      <w:r>
+        <w:rPr>
+          <w:rFonts w:cs="Courier New"/>
+          <w:b/>
+          <w:bCs/>
+          <w:color w:val="000000"/>
+        </w:rPr>
+        <w:t>.short_list</w:t>
+      </w:r>
       <w:proofErr w:type="spellEnd"/>
       <w:r>
         <w:rPr>
-          <w:rFonts w:eastAsia="Courier New" w:cs="Courier New"/>
-          <w:b/>
-        </w:rPr>
-        <w:t>[0] }} ,Appellant</w:t>
+          <w:rFonts w:cs="Courier New"/>
+          <w:b/>
+          <w:bCs/>
+          <w:color w:val="000000"/>
+        </w:rPr>
+        <w:t>(2)</w:t>
+      </w:r>
+      <w:r>
+        <w:rPr>
+          <w:rFonts w:eastAsia="Courier New" w:cs="Courier New"/>
+          <w:b/>
+        </w:rPr>
+        <w:t xml:space="preserve"> }} ,Appellant</w:t>
       </w:r>
     </w:p>
     <w:p>
@@ -271,6 +289,7 @@
           <w:tab w:val="right" w:pos="7920"/>
         </w:tabs>
         <w:spacing w:after="0"/>
+        <w:jc w:val="center"/>
         <w:rPr>
           <w:rStyle w:val="eop"/>
           <w:rFonts w:cs="Courier New"/>
@@ -278,41 +297,48 @@
           <w:shd w:val="clear" w:color="auto" w:fill="FFFFFF"/>
         </w:rPr>
       </w:pPr>
-      <w:r>
-        <w:rPr>
-          <w:rFonts w:eastAsia="Courier New" w:cs="Courier New"/>
-          <w:b/>
-        </w:rPr>
-        <w:tab/>
-      </w:r>
-      <w:r>
-        <w:rPr>
-          <w:rFonts w:eastAsia="Courier New" w:cs="Courier New"/>
-          <w:b/>
-        </w:rPr>
-        <w:tab/>
-      </w:r>
-      <w:r>
-        <w:rPr>
-          <w:rFonts w:eastAsia="Courier New" w:cs="Courier New"/>
-          <w:b/>
-        </w:rPr>
-        <w:tab/>
-      </w:r>
-      <w:r>
-        <w:rPr>
-          <w:rFonts w:eastAsia="Courier New" w:cs="Courier New"/>
-          <w:b/>
-        </w:rPr>
-        <w:tab/>
-      </w:r>
-      <w:r>
-        <w:rPr>
-          <w:rFonts w:eastAsia="Courier New" w:cs="Courier New"/>
-          <w:b/>
-        </w:rPr>
-        <w:tab/>
-        <w:t>{{ users[0] }} ,Appellee</w:t>
+      <w:proofErr w:type="gramStart"/>
+      <w:r>
+        <w:rPr>
+          <w:rFonts w:eastAsia="Courier New" w:cs="Courier New"/>
+          <w:b/>
+        </w:rPr>
+        <w:t xml:space="preserve">{{ </w:t>
+      </w:r>
+      <w:proofErr w:type="spellStart"/>
+      <w:r>
+        <w:rPr>
+          <w:rFonts w:eastAsia="Courier New" w:cs="Courier New"/>
+          <w:b/>
+        </w:rPr>
+        <w:t>users</w:t>
+      </w:r>
+      <w:proofErr w:type="gramEnd"/>
+      <w:r>
+        <w:rPr>
+          <w:rFonts w:cs="Courier New"/>
+          <w:b/>
+          <w:bCs/>
+          <w:color w:val="000000"/>
+        </w:rPr>
+        <w:t>.short_list</w:t>
+      </w:r>
+      <w:proofErr w:type="spellEnd"/>
+      <w:r>
+        <w:rPr>
+          <w:rFonts w:cs="Courier New"/>
+          <w:b/>
+          <w:bCs/>
+          <w:color w:val="000000"/>
+        </w:rPr>
+        <w:t>(2)</w:t>
+      </w:r>
+      <w:r>
+        <w:rPr>
+          <w:rFonts w:eastAsia="Courier New" w:cs="Courier New"/>
+          <w:b/>
+        </w:rPr>
+        <w:t xml:space="preserve"> }} ,Appellee</w:t>
       </w:r>
     </w:p>
     <w:p>
@@ -656,6 +682,46 @@
     </w:p>
     <w:p>
       <w:pPr>
+        <w:spacing w:after="0" w:line="240" w:lineRule="auto"/>
+        <w:textAlignment w:val="baseline"/>
+        <w:rPr>
+          <w:rFonts w:eastAsia="Times New Roman"/>
+          <w:color w:val="000000"/>
+        </w:rPr>
+      </w:pPr>
+      <w:r>
+        <w:rPr>
+          <w:rFonts w:eastAsia="Times New Roman"/>
+          <w:color w:val="000000"/>
+        </w:rPr>
+        <w:t>Your pronouns (optional)</w:t>
+      </w:r>
+      <w:r>
+        <w:rPr>
+          <w:rFonts w:eastAsia="Times New Roman"/>
+          <w:color w:val="000000"/>
+        </w:rPr>
+        <w:t xml:space="preserve">: </w:t>
+      </w:r>
+      <w:proofErr w:type="gramStart"/>
+      <w:r>
+        <w:rPr>
+          <w:rStyle w:val="normaltextrun"/>
+          <w:color w:val="000000"/>
+        </w:rPr>
+        <w:t>{{ users</w:t>
+      </w:r>
+      <w:proofErr w:type="gramEnd"/>
+      <w:r>
+        <w:rPr>
+          <w:rStyle w:val="normaltextrun"/>
+          <w:color w:val="000000"/>
+        </w:rPr>
+        <w:t>[0].pronouns }}</w:t>
+      </w:r>
+    </w:p>
+    <w:p>
+      <w:pPr>
         <w:pStyle w:val="NoSpacing"/>
         <w:tabs>
           <w:tab w:val="right" w:pos="7920"/>
@@ -668,39 +734,25 @@
         <w:rPr>
           <w:rFonts w:eastAsia="Courier New" w:cs="Courier New"/>
         </w:rPr>
-        <w:t>Your pronouns (optional</w:t>
-      </w:r>
-      <w:r>
-        <w:rPr>
-          <w:rFonts w:eastAsia="Courier New" w:cs="Courier New"/>
-        </w:rPr>
-        <w:t>)</w:t>
-      </w:r>
-      <w:r>
-        <w:rPr>
-          <w:rFonts w:eastAsia="Courier New" w:cs="Courier New"/>
-        </w:rPr>
-        <w:t>:</w:t>
+        <w:t xml:space="preserve">Your </w:t>
+      </w:r>
+      <w:r>
+        <w:rPr>
+          <w:rFonts w:eastAsia="Courier New" w:cs="Courier New"/>
+        </w:rPr>
+        <w:t>a</w:t>
+      </w:r>
+      <w:r>
+        <w:rPr>
+          <w:rFonts w:eastAsia="Courier New" w:cs="Courier New"/>
+        </w:rPr>
+        <w:t>ddress:</w:t>
       </w:r>
       <w:r>
         <w:rPr>
           <w:rFonts w:eastAsia="Courier New" w:cs="Courier New"/>
         </w:rPr>
         <w:t xml:space="preserve"> </w:t>
-      </w:r>
-      <w:proofErr w:type="gramStart"/>
-      <w:r>
-        <w:rPr>
-          <w:rFonts w:eastAsia="Courier New" w:cs="Courier New"/>
-        </w:rPr>
-        <w:t>{{ users</w:t>
-      </w:r>
-      <w:proofErr w:type="gramEnd"/>
-      <w:r>
-        <w:rPr>
-          <w:rFonts w:eastAsia="Courier New" w:cs="Courier New"/>
-        </w:rPr>
-        <w:t xml:space="preserve">[0].pronouns }} </w:t>
       </w:r>
     </w:p>
     <w:p>
@@ -709,216 +761,326 @@
         <w:tabs>
           <w:tab w:val="right" w:pos="7920"/>
         </w:tabs>
-        <w:rPr>
-          <w:rFonts w:eastAsia="Courier New" w:cs="Courier New"/>
-        </w:rPr>
-      </w:pPr>
-      <w:r>
-        <w:rPr>
-          <w:rFonts w:eastAsia="Courier New" w:cs="Courier New"/>
+        <w:ind w:left="450"/>
+        <w:rPr>
+          <w:rFonts w:eastAsia="Courier New" w:cs="Courier New"/>
+        </w:rPr>
+      </w:pPr>
+      <w:proofErr w:type="gramStart"/>
+      <w:r>
+        <w:rPr>
+          <w:rFonts w:eastAsia="Courier New" w:cs="Courier New"/>
+        </w:rPr>
+        <w:t>{{ users</w:t>
+      </w:r>
+      <w:proofErr w:type="gramEnd"/>
+      <w:r>
+        <w:rPr>
+          <w:rFonts w:eastAsia="Courier New" w:cs="Courier New"/>
+        </w:rPr>
+        <w:t>[0].</w:t>
+      </w:r>
+      <w:proofErr w:type="spellStart"/>
+      <w:r>
+        <w:rPr>
+          <w:rFonts w:eastAsia="Courier New" w:cs="Courier New"/>
+        </w:rPr>
+        <w:t>address.block</w:t>
+      </w:r>
+      <w:proofErr w:type="spellEnd"/>
+      <w:r>
+        <w:rPr>
+          <w:rFonts w:eastAsia="Courier New" w:cs="Courier New"/>
+        </w:rPr>
+        <w:t>() }}</w:t>
+      </w:r>
+    </w:p>
+    <w:p>
+      <w:pPr>
+        <w:pStyle w:val="paragraph"/>
+        <w:spacing w:before="0" w:beforeAutospacing="0" w:after="0" w:afterAutospacing="0"/>
+        <w:textAlignment w:val="baseline"/>
+        <w:rPr>
+          <w:rFonts w:ascii="Courier New" w:eastAsia="Courier New" w:hAnsi="Courier New" w:cs="Courier New"/>
+          <w:szCs w:val="22"/>
+        </w:rPr>
+      </w:pPr>
+      <w:r>
+        <w:rPr>
+          <w:rFonts w:ascii="Courier New" w:eastAsia="Courier New" w:hAnsi="Courier New" w:cs="Courier New"/>
+          <w:szCs w:val="22"/>
+        </w:rPr>
+        <w:t xml:space="preserve">Your phone </w:t>
+      </w:r>
+      <w:proofErr w:type="gramStart"/>
+      <w:r>
+        <w:rPr>
+          <w:rFonts w:ascii="Courier New" w:eastAsia="Courier New" w:hAnsi="Courier New" w:cs="Courier New"/>
+          <w:szCs w:val="22"/>
+        </w:rPr>
+        <w:t>number:{</w:t>
+      </w:r>
+      <w:proofErr w:type="gramEnd"/>
+      <w:r>
+        <w:rPr>
+          <w:rFonts w:ascii="Courier New" w:eastAsia="Courier New" w:hAnsi="Courier New" w:cs="Courier New"/>
+          <w:szCs w:val="22"/>
+        </w:rPr>
+        <w:t>% if users[0].</w:t>
+      </w:r>
+      <w:proofErr w:type="spellStart"/>
+      <w:r>
+        <w:rPr>
+          <w:rFonts w:ascii="Courier New" w:eastAsia="Courier New" w:hAnsi="Courier New" w:cs="Courier New"/>
+          <w:szCs w:val="22"/>
+        </w:rPr>
+        <w:t>mobile_number</w:t>
+      </w:r>
+      <w:proofErr w:type="spellEnd"/>
+      <w:r>
+        <w:rPr>
+          <w:rFonts w:ascii="Courier New" w:eastAsia="Courier New" w:hAnsi="Courier New" w:cs="Courier New"/>
+          <w:szCs w:val="22"/>
+        </w:rPr>
+        <w:t xml:space="preserve"> %} {{ users[0].</w:t>
+      </w:r>
+      <w:proofErr w:type="spellStart"/>
+      <w:r>
+        <w:rPr>
+          <w:rFonts w:ascii="Courier New" w:eastAsia="Courier New" w:hAnsi="Courier New" w:cs="Courier New"/>
+          <w:szCs w:val="22"/>
+        </w:rPr>
+        <w:t>mobile_number</w:t>
+      </w:r>
+      <w:proofErr w:type="spellEnd"/>
+      <w:r>
+        <w:rPr>
+          <w:rFonts w:ascii="Courier New" w:eastAsia="Courier New" w:hAnsi="Courier New" w:cs="Courier New"/>
+          <w:szCs w:val="22"/>
+        </w:rPr>
+        <w:t xml:space="preserve"> }} (mobile){% if users[0].</w:t>
+      </w:r>
+      <w:proofErr w:type="spellStart"/>
+      <w:r>
+        <w:rPr>
+          <w:rFonts w:ascii="Courier New" w:eastAsia="Courier New" w:hAnsi="Courier New" w:cs="Courier New"/>
+          <w:szCs w:val="22"/>
+        </w:rPr>
+        <w:t>phone_number</w:t>
+      </w:r>
+      <w:proofErr w:type="spellEnd"/>
+      <w:r>
+        <w:rPr>
+          <w:rFonts w:ascii="Courier New" w:eastAsia="Courier New" w:hAnsi="Courier New" w:cs="Courier New"/>
+          <w:szCs w:val="22"/>
+        </w:rPr>
+        <w:t xml:space="preserve"> %}; {{ users[0].</w:t>
+      </w:r>
+      <w:proofErr w:type="spellStart"/>
+      <w:r>
+        <w:rPr>
+          <w:rFonts w:ascii="Courier New" w:eastAsia="Courier New" w:hAnsi="Courier New" w:cs="Courier New"/>
+          <w:szCs w:val="22"/>
+        </w:rPr>
+        <w:t>phone_number</w:t>
+      </w:r>
+      <w:proofErr w:type="spellEnd"/>
+      <w:r>
+        <w:rPr>
+          <w:rFonts w:ascii="Courier New" w:eastAsia="Courier New" w:hAnsi="Courier New" w:cs="Courier New"/>
+          <w:szCs w:val="22"/>
+        </w:rPr>
+        <w:t xml:space="preserve"> }}{% endif %}{% </w:t>
+      </w:r>
+      <w:proofErr w:type="spellStart"/>
+      <w:r>
+        <w:rPr>
+          <w:rFonts w:ascii="Courier New" w:eastAsia="Courier New" w:hAnsi="Courier New" w:cs="Courier New"/>
+          <w:szCs w:val="22"/>
+        </w:rPr>
+        <w:t>elif</w:t>
+      </w:r>
+      <w:proofErr w:type="spellEnd"/>
+      <w:r>
+        <w:rPr>
+          <w:rFonts w:ascii="Courier New" w:eastAsia="Courier New" w:hAnsi="Courier New" w:cs="Courier New"/>
+          <w:szCs w:val="22"/>
+        </w:rPr>
+        <w:t xml:space="preserve"> users[0].</w:t>
+      </w:r>
+      <w:proofErr w:type="spellStart"/>
+      <w:r>
+        <w:rPr>
+          <w:rFonts w:ascii="Courier New" w:eastAsia="Courier New" w:hAnsi="Courier New" w:cs="Courier New"/>
+          <w:szCs w:val="22"/>
+        </w:rPr>
+        <w:t>phone_number</w:t>
+      </w:r>
+      <w:proofErr w:type="spellEnd"/>
+      <w:r>
+        <w:rPr>
+          <w:rFonts w:ascii="Courier New" w:eastAsia="Courier New" w:hAnsi="Courier New" w:cs="Courier New"/>
+          <w:szCs w:val="22"/>
+        </w:rPr>
+        <w:t xml:space="preserve"> %} {{ users[0].</w:t>
+      </w:r>
+      <w:proofErr w:type="spellStart"/>
+      <w:r>
+        <w:rPr>
+          <w:rFonts w:ascii="Courier New" w:eastAsia="Courier New" w:hAnsi="Courier New" w:cs="Courier New"/>
+          <w:szCs w:val="22"/>
+        </w:rPr>
+        <w:t>phone_number</w:t>
+      </w:r>
+      <w:proofErr w:type="spellEnd"/>
+      <w:r>
+        <w:rPr>
+          <w:rFonts w:ascii="Courier New" w:eastAsia="Courier New" w:hAnsi="Courier New" w:cs="Courier New"/>
+          <w:szCs w:val="22"/>
+        </w:rPr>
+        <w:t xml:space="preserve"> }}{% endif %}</w:t>
+      </w:r>
+    </w:p>
+    <w:p>
+      <w:pPr>
+        <w:pStyle w:val="paragraph"/>
+        <w:spacing w:before="0" w:beforeAutospacing="0" w:after="0" w:afterAutospacing="0"/>
+        <w:textAlignment w:val="baseline"/>
+        <w:rPr>
+          <w:rStyle w:val="normaltextrun"/>
+          <w:rFonts w:ascii="Courier New" w:hAnsi="Courier New" w:cs="Courier New"/>
+          <w:color w:val="000000"/>
+        </w:rPr>
+      </w:pPr>
+      <w:r>
+        <w:rPr>
+          <w:rStyle w:val="normaltextrun"/>
+          <w:rFonts w:ascii="Courier New" w:hAnsi="Courier New" w:cs="Courier New"/>
+          <w:color w:val="000000"/>
         </w:rPr>
         <w:t xml:space="preserve">Your </w:t>
       </w:r>
       <w:r>
         <w:rPr>
-          <w:rFonts w:eastAsia="Courier New" w:cs="Courier New"/>
+          <w:rStyle w:val="normaltextrun"/>
+          <w:rFonts w:ascii="Courier New" w:hAnsi="Courier New" w:cs="Courier New"/>
+          <w:color w:val="000000"/>
+        </w:rPr>
+        <w:t>e</w:t>
+      </w:r>
+      <w:r>
+        <w:rPr>
+          <w:rStyle w:val="normaltextrun"/>
+          <w:rFonts w:ascii="Courier New" w:hAnsi="Courier New" w:cs="Courier New"/>
+          <w:color w:val="000000"/>
+        </w:rPr>
+        <w:t xml:space="preserve">mail </w:t>
+      </w:r>
+      <w:r>
+        <w:rPr>
+          <w:rStyle w:val="normaltextrun"/>
+          <w:rFonts w:ascii="Courier New" w:hAnsi="Courier New" w:cs="Courier New"/>
+          <w:color w:val="000000"/>
         </w:rPr>
         <w:t>a</w:t>
       </w:r>
       <w:r>
         <w:rPr>
-          <w:rFonts w:eastAsia="Courier New" w:cs="Courier New"/>
+          <w:rStyle w:val="normaltextrun"/>
+          <w:rFonts w:ascii="Courier New" w:hAnsi="Courier New" w:cs="Courier New"/>
+          <w:color w:val="000000"/>
         </w:rPr>
         <w:t>ddress:</w:t>
       </w:r>
       <w:r>
         <w:rPr>
-          <w:rFonts w:eastAsia="Courier New" w:cs="Courier New"/>
-        </w:rPr>
-        <w:t xml:space="preserve"> {{ users[0].</w:t>
+          <w:rStyle w:val="normaltextrun"/>
+          <w:rFonts w:ascii="Courier New" w:hAnsi="Courier New" w:cs="Courier New"/>
+          <w:color w:val="000000"/>
+        </w:rPr>
+        <w:tab/>
+      </w:r>
+      <w:proofErr w:type="gramStart"/>
+      <w:r>
+        <w:rPr>
+          <w:rStyle w:val="normaltextrun"/>
+          <w:rFonts w:ascii="Courier New" w:hAnsi="Courier New" w:cs="Courier New"/>
+          <w:color w:val="000000"/>
+        </w:rPr>
+        <w:t>{{ users</w:t>
+      </w:r>
+      <w:proofErr w:type="gramEnd"/>
+      <w:r>
+        <w:rPr>
+          <w:rStyle w:val="normaltextrun"/>
+          <w:rFonts w:ascii="Courier New" w:hAnsi="Courier New" w:cs="Courier New"/>
+          <w:color w:val="000000"/>
+        </w:rPr>
+        <w:t>[0].email }}</w:t>
+      </w:r>
+    </w:p>
+    <w:p>
+      <w:pPr>
+        <w:pStyle w:val="paragraph"/>
+        <w:spacing w:before="0" w:beforeAutospacing="0" w:after="0" w:afterAutospacing="0"/>
+        <w:textAlignment w:val="baseline"/>
+        <w:rPr>
+          <w:rFonts w:ascii="Courier New" w:hAnsi="Courier New" w:cs="Courier New"/>
+          <w:color w:val="000000"/>
+        </w:rPr>
+      </w:pPr>
+      <w:r>
+        <w:rPr>
+          <w:rStyle w:val="normaltextrun"/>
+          <w:rFonts w:ascii="Courier New" w:hAnsi="Courier New" w:cs="Courier New"/>
+          <w:color w:val="000000"/>
+        </w:rPr>
+        <w:t xml:space="preserve">Other contact method: </w:t>
+      </w:r>
+      <w:proofErr w:type="gramStart"/>
+      <w:r>
+        <w:rPr>
+          <w:rStyle w:val="normaltextrun"/>
+          <w:rFonts w:ascii="Courier New" w:hAnsi="Courier New" w:cs="Courier New"/>
+          <w:color w:val="000000"/>
+        </w:rPr>
+        <w:t xml:space="preserve">{{ </w:t>
+      </w:r>
+      <w:r>
+        <w:rPr>
+          <w:rStyle w:val="normaltextrun"/>
+          <w:rFonts w:ascii="Courier New" w:hAnsi="Courier New" w:cs="Courier New"/>
+          <w:color w:val="000000"/>
+        </w:rPr>
+        <w:t>users</w:t>
+      </w:r>
+      <w:proofErr w:type="gramEnd"/>
+      <w:r>
+        <w:rPr>
+          <w:rStyle w:val="normaltextrun"/>
+          <w:rFonts w:ascii="Courier New" w:hAnsi="Courier New" w:cs="Courier New"/>
+          <w:color w:val="000000"/>
+        </w:rPr>
+        <w:t>[0].</w:t>
       </w:r>
       <w:proofErr w:type="spellStart"/>
       <w:r>
         <w:rPr>
-          <w:rFonts w:eastAsia="Courier New" w:cs="Courier New"/>
-        </w:rPr>
-        <w:t>address.</w:t>
-      </w:r>
-      <w:r>
-        <w:rPr>
-          <w:rFonts w:eastAsia="Courier New" w:cs="Courier New"/>
-        </w:rPr>
-        <w:t>on_</w:t>
-      </w:r>
-      <w:r>
-        <w:rPr>
-          <w:rFonts w:eastAsia="Courier New" w:cs="Courier New"/>
-        </w:rPr>
-        <w:t>one_line</w:t>
+          <w:rStyle w:val="normaltextrun"/>
+          <w:rFonts w:ascii="Courier New" w:hAnsi="Courier New" w:cs="Courier New"/>
+          <w:color w:val="000000"/>
+        </w:rPr>
+        <w:t>other_contact_method</w:t>
       </w:r>
       <w:proofErr w:type="spellEnd"/>
       <w:r>
         <w:rPr>
-          <w:rFonts w:eastAsia="Courier New" w:cs="Courier New"/>
-        </w:rPr>
-        <w:t>()</w:t>
-      </w:r>
-      <w:r>
-        <w:rPr>
-          <w:rFonts w:eastAsia="Courier New" w:cs="Courier New"/>
+          <w:rStyle w:val="normaltextrun"/>
+          <w:rFonts w:ascii="Courier New" w:hAnsi="Courier New" w:cs="Courier New"/>
+          <w:color w:val="000000"/>
         </w:rPr>
         <w:t xml:space="preserve"> }}</w:t>
       </w:r>
-    </w:p>
-    <w:p>
-      <w:pPr>
-        <w:pStyle w:val="NoSpacing"/>
-        <w:tabs>
-          <w:tab w:val="right" w:pos="7920"/>
-        </w:tabs>
-        <w:rPr>
-          <w:rFonts w:eastAsia="Courier New" w:cs="Courier New"/>
-        </w:rPr>
-      </w:pPr>
-      <w:r>
-        <w:rPr>
-          <w:rFonts w:eastAsia="Courier New" w:cs="Courier New"/>
-        </w:rPr>
-        <w:t xml:space="preserve">Your </w:t>
-      </w:r>
-      <w:r>
-        <w:rPr>
-          <w:rFonts w:eastAsia="Courier New" w:cs="Courier New"/>
-        </w:rPr>
-        <w:t>p</w:t>
-      </w:r>
-      <w:r>
-        <w:rPr>
-          <w:rFonts w:eastAsia="Courier New" w:cs="Courier New"/>
-        </w:rPr>
-        <w:t xml:space="preserve">hone </w:t>
-      </w:r>
-      <w:r>
-        <w:rPr>
-          <w:rFonts w:eastAsia="Courier New" w:cs="Courier New"/>
-        </w:rPr>
-        <w:t>n</w:t>
-      </w:r>
-      <w:r>
-        <w:rPr>
-          <w:rFonts w:eastAsia="Courier New" w:cs="Courier New"/>
-        </w:rPr>
-        <w:t>umber:</w:t>
-      </w:r>
-      <w:r>
-        <w:rPr>
-          <w:rFonts w:eastAsia="Courier New" w:cs="Courier New"/>
-        </w:rPr>
-        <w:t xml:space="preserve"> </w:t>
-      </w:r>
-      <w:proofErr w:type="gramStart"/>
-      <w:r>
-        <w:rPr>
-          <w:rFonts w:eastAsia="Courier New" w:cs="Courier New"/>
-        </w:rPr>
-        <w:t>{{ users</w:t>
-      </w:r>
-      <w:proofErr w:type="gramEnd"/>
-      <w:r>
-        <w:rPr>
-          <w:rFonts w:eastAsia="Courier New" w:cs="Courier New"/>
-        </w:rPr>
-        <w:t>[0].</w:t>
-      </w:r>
-      <w:proofErr w:type="spellStart"/>
-      <w:r>
-        <w:rPr>
-          <w:rFonts w:eastAsia="Courier New" w:cs="Courier New"/>
-        </w:rPr>
-        <w:t>mobile</w:t>
-      </w:r>
-      <w:r>
-        <w:rPr>
-          <w:rFonts w:eastAsia="Courier New" w:cs="Courier New"/>
-        </w:rPr>
-        <w:t>_number</w:t>
-      </w:r>
-      <w:proofErr w:type="spellEnd"/>
-      <w:r>
-        <w:rPr>
-          <w:rFonts w:eastAsia="Courier New" w:cs="Courier New"/>
-        </w:rPr>
-        <w:t xml:space="preserve"> }}</w:t>
-      </w:r>
-    </w:p>
-    <w:p>
-      <w:pPr>
-        <w:pStyle w:val="NoSpacing"/>
-        <w:tabs>
-          <w:tab w:val="right" w:pos="7920"/>
-        </w:tabs>
-        <w:rPr>
-          <w:rFonts w:eastAsia="Courier New" w:cs="Courier New"/>
-        </w:rPr>
-      </w:pPr>
-      <w:r>
-        <w:rPr>
-          <w:rFonts w:eastAsia="Courier New" w:cs="Courier New"/>
-        </w:rPr>
-        <w:t xml:space="preserve">Your </w:t>
-      </w:r>
-      <w:r>
-        <w:rPr>
-          <w:rFonts w:eastAsia="Courier New" w:cs="Courier New"/>
-        </w:rPr>
-        <w:t>e</w:t>
-      </w:r>
-      <w:r>
-        <w:rPr>
-          <w:rFonts w:eastAsia="Courier New" w:cs="Courier New"/>
-        </w:rPr>
-        <w:t xml:space="preserve">mail </w:t>
-      </w:r>
-      <w:r>
-        <w:rPr>
-          <w:rFonts w:eastAsia="Courier New" w:cs="Courier New"/>
-        </w:rPr>
-        <w:t>a</w:t>
-      </w:r>
-      <w:r>
-        <w:rPr>
-          <w:rFonts w:eastAsia="Courier New" w:cs="Courier New"/>
-        </w:rPr>
-        <w:t>ddress:</w:t>
-      </w:r>
-      <w:r>
-        <w:rPr>
-          <w:rFonts w:eastAsia="Courier New" w:cs="Courier New"/>
-        </w:rPr>
-        <w:t xml:space="preserve"> </w:t>
-      </w:r>
-      <w:proofErr w:type="gramStart"/>
-      <w:r>
-        <w:rPr>
-          <w:rFonts w:eastAsia="Courier New" w:cs="Courier New"/>
-        </w:rPr>
-        <w:t>{{ users</w:t>
-      </w:r>
-      <w:proofErr w:type="gramEnd"/>
-      <w:r>
-        <w:rPr>
-          <w:rFonts w:eastAsia="Courier New" w:cs="Courier New"/>
-        </w:rPr>
-        <w:t>[0].email }}</w:t>
-      </w:r>
-    </w:p>
-    <w:p>
-      <w:pPr>
-        <w:pStyle w:val="NoSpacing"/>
-        <w:tabs>
-          <w:tab w:val="right" w:pos="7920"/>
-        </w:tabs>
-      </w:pPr>
     </w:p>
     <w:p>
       <w:pPr>
@@ -1110,7 +1272,6 @@
         <w:rPr>
           <w:rFonts w:cs="Courier New"/>
           <w:szCs w:val="24"/>
-          <w:highlight w:val="cyan"/>
         </w:rPr>
         <w:t>loop.index</w:t>
       </w:r>
@@ -2142,21 +2303,6 @@
 </file>
 
 <file path=customXml/item1.xml><?xml version="1.0" encoding="utf-8"?>
-<?mso-contentType ?>
-<FormTemplates xmlns="http://schemas.microsoft.com/sharepoint/v3/contenttype/forms">
-  <Display>DocumentLibraryForm</Display>
-  <Edit>DocumentLibraryForm</Edit>
-  <New>DocumentLibraryForm</New>
-</FormTemplates>
-</file>
-
-<file path=customXml/item2.xml><?xml version="1.0" encoding="utf-8"?>
-<p:properties xmlns:p="http://schemas.microsoft.com/office/2006/metadata/properties" xmlns:xsi="http://www.w3.org/2001/XMLSchema-instance" xmlns:pc="http://schemas.microsoft.com/office/infopath/2007/PartnerControls">
-  <documentManagement/>
-</p:properties>
-</file>
-
-<file path=customXml/item3.xml><?xml version="1.0" encoding="utf-8"?>
 <ct:contentTypeSchema xmlns:ct="http://schemas.microsoft.com/office/2006/metadata/contentType" xmlns:ma="http://schemas.microsoft.com/office/2006/metadata/properties/metaAttributes" ct:_="" ma:_="" ma:contentTypeName="Document" ma:contentTypeID="0x010100F541DD7D327B7F4E8D2EC665EEA7320D" ma:contentTypeVersion="4" ma:contentTypeDescription="Create a new document." ma:contentTypeScope="" ma:versionID="c299210c774dd12a84afd14716de3fbc">
   <xsd:schema xmlns:xsd="http://www.w3.org/2001/XMLSchema" xmlns:xs="http://www.w3.org/2001/XMLSchema" xmlns:p="http://schemas.microsoft.com/office/2006/metadata/properties" xmlns:ns2="a2f6636e-2933-45f9-9012-de6162fdddc0" targetNamespace="http://schemas.microsoft.com/office/2006/metadata/properties" ma:root="true" ma:fieldsID="6bf7ad6ddbf60d9b41ffaccfdc80e652" ns2:_="">
     <xsd:import namespace="a2f6636e-2933-45f9-9012-de6162fdddc0"/>
@@ -2300,24 +2446,22 @@
 </ct:contentTypeSchema>
 </file>
 
-<file path=customXml/itemProps1.xml><?xml version="1.0" encoding="utf-8"?>
-<ds:datastoreItem xmlns:ds="http://schemas.openxmlformats.org/officeDocument/2006/customXml" ds:itemID="{A5E04D7B-76FD-4B48-9434-C3BB652ED611}">
-  <ds:schemaRefs>
-    <ds:schemaRef ds:uri="http://schemas.microsoft.com/sharepoint/v3/contenttype/forms"/>
-  </ds:schemaRefs>
-</ds:datastoreItem>
+<file path=customXml/item2.xml><?xml version="1.0" encoding="utf-8"?>
+<p:properties xmlns:p="http://schemas.microsoft.com/office/2006/metadata/properties" xmlns:xsi="http://www.w3.org/2001/XMLSchema-instance" xmlns:pc="http://schemas.microsoft.com/office/infopath/2007/PartnerControls">
+  <documentManagement/>
+</p:properties>
 </file>
 
-<file path=customXml/itemProps2.xml><?xml version="1.0" encoding="utf-8"?>
-<ds:datastoreItem xmlns:ds="http://schemas.openxmlformats.org/officeDocument/2006/customXml" ds:itemID="{8E83E217-E0B0-4711-9A07-61F9971E1381}">
-  <ds:schemaRefs>
-    <ds:schemaRef ds:uri="http://schemas.microsoft.com/office/2006/metadata/properties"/>
-    <ds:schemaRef ds:uri="http://schemas.microsoft.com/office/infopath/2007/PartnerControls"/>
-  </ds:schemaRefs>
-</ds:datastoreItem>
+<file path=customXml/item3.xml><?xml version="1.0" encoding="utf-8"?>
+<?mso-contentType ?>
+<FormTemplates xmlns="http://schemas.microsoft.com/sharepoint/v3/contenttype/forms">
+  <Display>DocumentLibraryForm</Display>
+  <Edit>DocumentLibraryForm</Edit>
+  <New>DocumentLibraryForm</New>
+</FormTemplates>
 </file>
 
-<file path=customXml/itemProps3.xml><?xml version="1.0" encoding="utf-8"?>
+<file path=customXml/itemProps1.xml><?xml version="1.0" encoding="utf-8"?>
 <ds:datastoreItem xmlns:ds="http://schemas.openxmlformats.org/officeDocument/2006/customXml" ds:itemID="{B50474A2-E310-4978-A87E-5804FA105A00}">
   <ds:schemaRefs>
     <ds:schemaRef ds:uri="http://schemas.microsoft.com/office/2006/metadata/contentType"/>
@@ -2333,4 +2477,21 @@
     <ds:schemaRef ds:uri="http://schemas.microsoft.com/internal/obd"/>
   </ds:schemaRefs>
 </ds:datastoreItem>
+</file>
+
+<file path=customXml/itemProps2.xml><?xml version="1.0" encoding="utf-8"?>
+<ds:datastoreItem xmlns:ds="http://schemas.openxmlformats.org/officeDocument/2006/customXml" ds:itemID="{8E83E217-E0B0-4711-9A07-61F9971E1381}">
+  <ds:schemaRefs>
+    <ds:schemaRef ds:uri="http://schemas.microsoft.com/office/2006/metadata/properties"/>
+    <ds:schemaRef ds:uri="http://schemas.microsoft.com/office/infopath/2007/PartnerControls"/>
+  </ds:schemaRefs>
+</ds:datastoreItem>
+</file>
+
+<file path=customXml/itemProps3.xml><?xml version="1.0" encoding="utf-8"?>
+<ds:datastoreItem xmlns:ds="http://schemas.openxmlformats.org/officeDocument/2006/customXml" ds:itemID="{A5E04D7B-76FD-4B48-9434-C3BB652ED611}">
+  <ds:schemaRefs>
+    <ds:schemaRef ds:uri="http://schemas.microsoft.com/sharepoint/v3/contenttype/forms"/>
+  </ds:schemaRefs>
+</ds:datastoreItem>
 </file>
--- a/docassemble/MAInformalAppelleeBrief/data/templates/exhibit_attachment.cover_page.docx
+++ b/docassemble/MAInformalAppelleeBrief/data/templates/exhibit_attachment.cover_page.docx
@@ -139,7 +139,6 @@
           <w:b/>
         </w:rPr>
       </w:pPr>
-      <w:proofErr w:type="gramStart"/>
       <w:r>
         <w:rPr>
           <w:rFonts w:eastAsia="Courier New" w:cs="Courier New"/>
@@ -153,15 +152,7 @@
           <w:rFonts w:eastAsia="Courier New" w:cs="Courier New"/>
           <w:b/>
         </w:rPr>
-        <w:t>other</w:t>
-      </w:r>
-      <w:proofErr w:type="gramEnd"/>
-      <w:r>
-        <w:rPr>
-          <w:rFonts w:eastAsia="Courier New" w:cs="Courier New"/>
-          <w:b/>
-        </w:rPr>
-        <w:t>_parties</w:t>
+        <w:t>other_parties</w:t>
       </w:r>
       <w:r>
         <w:rPr>
@@ -187,7 +178,21 @@
           <w:rFonts w:eastAsia="Courier New" w:cs="Courier New"/>
           <w:b/>
         </w:rPr>
-        <w:t xml:space="preserve"> }} ,Appellant</w:t>
+        <w:t xml:space="preserve"> }},</w:t>
+      </w:r>
+      <w:r>
+        <w:rPr>
+          <w:rFonts w:eastAsia="Courier New" w:cs="Courier New"/>
+          <w:b/>
+        </w:rPr>
+        <w:t xml:space="preserve"> </w:t>
+      </w:r>
+      <w:r>
+        <w:rPr>
+          <w:rFonts w:eastAsia="Courier New" w:cs="Courier New"/>
+          <w:b/>
+        </w:rPr>
+        <w:t>Appellant</w:t>
       </w:r>
     </w:p>
     <w:p>
@@ -338,7 +343,21 @@
           <w:rFonts w:eastAsia="Courier New" w:cs="Courier New"/>
           <w:b/>
         </w:rPr>
-        <w:t xml:space="preserve"> }} ,Appellee</w:t>
+        <w:t xml:space="preserve"> }},</w:t>
+      </w:r>
+      <w:r>
+        <w:rPr>
+          <w:rFonts w:eastAsia="Courier New" w:cs="Courier New"/>
+          <w:b/>
+        </w:rPr>
+        <w:t xml:space="preserve"> </w:t>
+      </w:r>
+      <w:r>
+        <w:rPr>
+          <w:rFonts w:eastAsia="Courier New" w:cs="Courier New"/>
+          <w:b/>
+        </w:rPr>
+        <w:t>Appellee</w:t>
       </w:r>
     </w:p>
     <w:p>
